--- a/docs/09_SWE.4-5_SW단위통합검증/SUT-PLT-001_SW단위통합테스트명세서_v1.0.docx
+++ b/docs/09_SWE.4-5_SW단위통합검증/SUT-PLT-001_SW단위통합테스트명세서_v1.0.docx
@@ -5008,7 +5008,7 @@
                 <w:sz w:val="18"/>
                 <w:szCs w:val="18"/>
               </w:rPr>
-              <w:t>듀티 단(순항/서행/정지) 출력, 변화율 램프, ESTOP 시 즉시 듀티0, v_est 맵</w:t>
+              <w:t>듀티 단(순항/서행/정지) 출력, 변화율 램프, ESTOP 시 즉시 듀티0</w:t>
             </w:r>
           </w:p>
         </w:tc>
@@ -5182,7 +5182,7 @@
                 <w:sz w:val="18"/>
                 <w:szCs w:val="18"/>
               </w:rPr>
-              <w:t>거리 폐루프 PID 수렴(시뮬), 선행차 throttle_cmd·v_est 변화 피드포워드, 곡선 공백 예측 보완</w:t>
+              <w:t>거리 보정 수렴(시뮬, 단순 P/임계 듀티단계), 선행차 throttle_pwm 변화 피드포워드, 곡선 공백 보수적 유지</w:t>
             </w:r>
           </w:p>
         </w:tc>
@@ -5530,7 +5530,7 @@
                 <w:sz w:val="18"/>
                 <w:szCs w:val="18"/>
               </w:rPr>
-              <w:t>매 주기 STATE 송신(20Hz), maneuver 변경 시 EVENT 즉시, 목적지 포트</w:t>
+              <w:t>매 주기 STATE 송신(20Hz), behavior 변경 시 EVENT 즉시, 목적지 포트</w:t>
             </w:r>
           </w:p>
         </w:tc>
@@ -5878,7 +5878,7 @@
                 <w:sz w:val="18"/>
                 <w:szCs w:val="18"/>
               </w:rPr>
-              <w:t>pack/unpack 정합(STATE 63B), HMAC 불일치 거부(상수시간), seq 역행 거부</w:t>
+              <w:t>pack/unpack 정합(STATE 54B), HMAC 불일치 거부(상수시간), seq 역행 거부</w:t>
             </w:r>
           </w:p>
         </w:tc>
@@ -5951,7 +5951,7 @@
                 <w:sz w:val="18"/>
                 <w:szCs w:val="18"/>
               </w:rPr>
-              <w:t>보안, IF-V1·V2</w:t>
+              <w:t>NFR-05, IF-V1·V2</w:t>
             </w:r>
           </w:p>
         </w:tc>
@@ -6604,7 +6604,7 @@
                 <w:sz w:val="18"/>
                 <w:szCs w:val="18"/>
               </w:rPr>
-              <w:t>decision/maneuver 명령 경로(유일), maneuver enum 전달</w:t>
+              <w:t>decision/command 명령 경로(유일), behavior enum 전달</w:t>
             </w:r>
           </w:p>
         </w:tc>
@@ -6765,7 +6765,7 @@
                 <w:sz w:val="18"/>
                 <w:szCs w:val="18"/>
               </w:rPr>
-              <w:t>motion/ego_state→STATE(IF-V1) 조립·송신, 명령+추정 필드</w:t>
+              <w:t>motion/ego_state→STATE(IF-V1) 조립·송신, 명령(throttle_pwm·steer_pwm)+행동(behavior) 필드</w:t>
             </w:r>
           </w:p>
         </w:tc>
